--- a/Revanth_Ettikkan_Infosys.docx
+++ b/Revanth_Ettikkan_Infosys.docx
@@ -799,17 +799,54 @@
         <w:rPr>
           <w:color w:val="000000" w:themeColor="text1"/>
         </w:rPr>
-        <w:t xml:space="preserve">Liberty Mutual </w:t>
-      </w:r>
-      <w:r>
-        <w:rPr>
-          <w:color w:val="000000" w:themeColor="text1"/>
-        </w:rPr>
-        <w:t>Insurance (Contractor)</w:t>
-      </w:r>
-      <w:r>
-        <w:rPr>
-          <w:color w:val="000000" w:themeColor="text1"/>
+        <w:t xml:space="preserve">Cognizant Technology Solutions </w:t>
+      </w:r>
+      <w:r>
+        <w:rPr>
+          <w:color w:val="000000" w:themeColor="text1"/>
+        </w:rPr>
+        <w:t xml:space="preserve">|Software Engineer </w:t>
+      </w:r>
+      <w:r>
+        <w:rPr>
+          <w:color w:val="000000" w:themeColor="text1"/>
+        </w:rPr>
+        <w:t xml:space="preserve">| </w:t>
+      </w:r>
+      <w:r>
+        <w:rPr>
+          <w:color w:val="000000" w:themeColor="text1"/>
+        </w:rPr>
+        <w:t xml:space="preserve">Coimbatore, TN                                                 </w:t>
+      </w:r>
+      <w:r>
+        <w:rPr>
+          <w:color w:val="000000" w:themeColor="text1"/>
+        </w:rPr>
+        <w:t>11</w:t>
+      </w:r>
+      <w:r>
+        <w:rPr>
+          <w:color w:val="000000" w:themeColor="text1"/>
+        </w:rPr>
+        <w:t>/20</w:t>
+      </w:r>
+      <w:r>
+        <w:rPr>
+          <w:color w:val="000000" w:themeColor="text1"/>
+        </w:rPr>
+        <w:t>2</w:t>
+      </w:r>
+      <w:r>
+        <w:rPr>
+          <w:color w:val="000000" w:themeColor="text1"/>
+        </w:rPr>
+        <w:t>2</w:t>
+      </w:r>
+      <w:r>
+        <w:rPr>
+          <w:color w:val="000000" w:themeColor="text1"/>
+          <w:spacing w:val="-4"/>
         </w:rPr>
         <w:t xml:space="preserve"> </w:t>
       </w:r>
@@ -817,43 +854,7 @@
         <w:rPr>
           <w:color w:val="000000" w:themeColor="text1"/>
         </w:rPr>
-        <w:t xml:space="preserve">|Software Engineer </w:t>
-      </w:r>
-      <w:r>
-        <w:rPr>
-          <w:color w:val="000000" w:themeColor="text1"/>
-        </w:rPr>
-        <w:t>| Portsmouth, NH</w:t>
-      </w:r>
-      <w:r>
-        <w:rPr>
-          <w:color w:val="000000" w:themeColor="text1"/>
-        </w:rPr>
-        <w:t xml:space="preserve">                                        </w:t>
-      </w:r>
-      <w:r>
-        <w:rPr>
-          <w:color w:val="000000" w:themeColor="text1"/>
-        </w:rPr>
-        <w:t>11</w:t>
-      </w:r>
-      <w:r>
-        <w:rPr>
-          <w:color w:val="000000" w:themeColor="text1"/>
-        </w:rPr>
-        <w:t>/20</w:t>
-      </w:r>
-      <w:r>
-        <w:rPr>
-          <w:color w:val="000000" w:themeColor="text1"/>
-        </w:rPr>
-        <w:t>2</w:t>
-      </w:r>
-      <w:r>
-        <w:rPr>
-          <w:color w:val="000000" w:themeColor="text1"/>
-        </w:rPr>
-        <w:t>2</w:t>
+        <w:t>–</w:t>
       </w:r>
       <w:r>
         <w:rPr>
@@ -865,22 +866,29 @@
       <w:r>
         <w:rPr>
           <w:color w:val="000000" w:themeColor="text1"/>
-        </w:rPr>
-        <w:t>–</w:t>
-      </w:r>
-      <w:r>
-        <w:rPr>
-          <w:color w:val="000000" w:themeColor="text1"/>
-          <w:spacing w:val="-4"/>
-        </w:rPr>
-        <w:t xml:space="preserve"> </w:t>
-      </w:r>
-      <w:r>
-        <w:rPr>
-          <w:color w:val="000000" w:themeColor="text1"/>
           <w:spacing w:val="-2"/>
         </w:rPr>
         <w:t>Present</w:t>
+      </w:r>
+    </w:p>
+    <w:p>
+      <w:pPr>
+        <w:pStyle w:val="Heading2"/>
+        <w:tabs>
+          <w:tab w:val="left" w:pos="9185"/>
+        </w:tabs>
+        <w:spacing w:before="201"/>
+        <w:rPr>
+          <w:color w:val="000000" w:themeColor="text1"/>
+          <w:spacing w:val="-2"/>
+        </w:rPr>
+      </w:pPr>
+      <w:r>
+        <w:rPr>
+          <w:color w:val="000000" w:themeColor="text1"/>
+          <w:spacing w:val="-2"/>
+        </w:rPr>
+        <w:t>Liberty Mutual Insurance</w:t>
       </w:r>
     </w:p>
     <w:p>
@@ -1348,11 +1356,10 @@
         <w:t xml:space="preserve">| </w:t>
       </w:r>
       <w:r>
-        <w:t>(Coimbatore/</w:t>
-      </w:r>
-      <w:proofErr w:type="gramStart"/>
-      <w:r>
-        <w:t xml:space="preserve">TN) </w:t>
+        <w:t>Coimbatore</w:t>
+      </w:r>
+      <w:r>
+        <w:t>, TN</w:t>
       </w:r>
       <w:r>
         <w:rPr>
@@ -1362,15 +1369,6 @@
         </w:rPr>
         <w:t xml:space="preserve"> </w:t>
       </w:r>
-      <w:r>
-        <w:rPr>
-          <w:color w:val="000000" w:themeColor="text1"/>
-          <w:sz w:val="20"/>
-          <w:szCs w:val="20"/>
-        </w:rPr>
-        <w:t xml:space="preserve"> </w:t>
-      </w:r>
-      <w:proofErr w:type="gramEnd"/>
       <w:r>
         <w:rPr>
           <w:color w:val="000000" w:themeColor="text1"/>

--- a/Revanth_Ettikkan_Infosys.docx
+++ b/Revanth_Ettikkan_Infosys.docx
@@ -69,13 +69,28 @@
     <w:p>
       <w:pPr>
         <w:spacing w:before="1"/>
-        <w:ind w:left="100"/>
         <w:rPr>
           <w:b/>
           <w:color w:val="000000" w:themeColor="text1"/>
           <w:sz w:val="24"/>
         </w:rPr>
       </w:pPr>
+      <w:r>
+        <w:rPr>
+          <w:b/>
+          <w:color w:val="000000" w:themeColor="text1"/>
+          <w:sz w:val="24"/>
+        </w:rPr>
+        <w:t xml:space="preserve"> </w:t>
+      </w:r>
+      <w:r>
+        <w:rPr>
+          <w:b/>
+          <w:color w:val="000000" w:themeColor="text1"/>
+          <w:sz w:val="24"/>
+        </w:rPr>
+        <w:t xml:space="preserve">Jr </w:t>
+      </w:r>
       <w:r>
         <w:rPr>
           <w:b/>
@@ -121,8 +136,17 @@
       </w:r>
     </w:p>
     <w:p>
-      <w:r>
-        <w:t xml:space="preserve">Experienced Java Backend Developer with a strong track record across diverse sectors, including insurance and financial services domain. </w:t>
+      <w:pPr>
+        <w:jc w:val="both"/>
+      </w:pPr>
+      <w:r>
+        <w:t xml:space="preserve">Experienced Java Backend Developer with a strong track record </w:t>
+      </w:r>
+      <w:r>
+        <w:t>in insurance</w:t>
+      </w:r>
+      <w:r>
+        <w:t xml:space="preserve"> domain. </w:t>
       </w:r>
       <w:proofErr w:type="gramStart"/>
       <w:r>
@@ -190,7 +214,7 @@
           <w:szCs w:val="16"/>
         </w:rPr>
         <w:pict w14:anchorId="62D16D1C">
-          <v:shape id="Graphic 6" o:spid="_x0000_s1030" style="position:absolute;margin-left:36pt;margin-top:102.7pt;width:540.25pt;height:.5pt;z-index:-251655168;visibility:visible;mso-wrap-distance-left:0;mso-wrap-distance-right:0;mso-position-horizontal-relative:page" coordsize="6861175,6350" o:spt="100" o:gfxdata="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" adj="0,,0" path="m6860730,3048r-2984,l3048,3048,,3048,,6083r3048,l6857695,6083r3035,l6860730,3048xem6860730,r-2984,l3048,,,,,3035r3048,l6857695,3035r3035,l6860730,xe" fillcolor="#9f9f9f" stroked="f">
+          <v:shape id="Graphic 6" o:spid="_x0000_s1030" style="position:absolute;margin-left:36pt;margin-top:91.7pt;width:540.25pt;height:.5pt;z-index:-251655168;visibility:visible;mso-wrap-distance-left:0;mso-wrap-distance-right:0;mso-position-horizontal-relative:page" coordsize="6861175,6350" o:spt="100" o:gfxdata="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" adj="0,,0" path="m6860730,3048r-2984,l3048,3048,,3048,,6083r3048,l6857695,6083r3035,l6860730,3048xem6860730,r-2984,l3048,,,,,3035r3048,l6857695,3035r3035,l6860730,xe" fillcolor="#9f9f9f" stroked="f">
             <v:stroke joinstyle="round"/>
             <v:formulas/>
             <v:path arrowok="t" o:connecttype="segments"/>
@@ -436,23 +460,6 @@
               </w:rPr>
               <w:t>Hibernate</w:t>
             </w:r>
-          </w:p>
-          <w:p>
-            <w:pPr>
-              <w:pStyle w:val="TableParagraph"/>
-              <w:tabs>
-                <w:tab w:val="left" w:pos="409"/>
-              </w:tabs>
-              <w:spacing w:before="1"/>
-              <w:ind w:firstLine="0"/>
-              <w:rPr>
-                <w:b/>
-                <w:bCs/>
-                <w:color w:val="000000" w:themeColor="text1"/>
-                <w:sz w:val="20"/>
-                <w:szCs w:val="20"/>
-              </w:rPr>
-            </w:pPr>
           </w:p>
         </w:tc>
         <w:tc>
@@ -805,7 +812,19 @@
         <w:rPr>
           <w:color w:val="000000" w:themeColor="text1"/>
         </w:rPr>
-        <w:t xml:space="preserve">|Software Engineer </w:t>
+        <w:t>|</w:t>
+      </w:r>
+      <w:r>
+        <w:rPr>
+          <w:color w:val="000000" w:themeColor="text1"/>
+        </w:rPr>
+        <w:t xml:space="preserve">Jr </w:t>
+      </w:r>
+      <w:r>
+        <w:rPr>
+          <w:color w:val="000000" w:themeColor="text1"/>
+        </w:rPr>
+        <w:t xml:space="preserve">Software Engineer </w:t>
       </w:r>
       <w:r>
         <w:rPr>
@@ -898,6 +917,7 @@
           <w:ilvl w:val="0"/>
           <w:numId w:val="15"/>
         </w:numPr>
+        <w:jc w:val="both"/>
         <w:rPr>
           <w:sz w:val="20"/>
           <w:szCs w:val="20"/>
@@ -918,6 +938,7 @@
           <w:ilvl w:val="0"/>
           <w:numId w:val="15"/>
         </w:numPr>
+        <w:jc w:val="both"/>
         <w:rPr>
           <w:sz w:val="20"/>
           <w:szCs w:val="20"/>
@@ -938,6 +959,7 @@
           <w:ilvl w:val="0"/>
           <w:numId w:val="15"/>
         </w:numPr>
+        <w:jc w:val="both"/>
         <w:rPr>
           <w:sz w:val="20"/>
           <w:szCs w:val="20"/>
@@ -965,6 +987,7 @@
           <w:ilvl w:val="0"/>
           <w:numId w:val="15"/>
         </w:numPr>
+        <w:jc w:val="both"/>
         <w:rPr>
           <w:sz w:val="20"/>
           <w:szCs w:val="20"/>
@@ -1010,6 +1033,7 @@
           <w:ilvl w:val="0"/>
           <w:numId w:val="15"/>
         </w:numPr>
+        <w:jc w:val="both"/>
         <w:rPr>
           <w:sz w:val="20"/>
           <w:szCs w:val="20"/>
@@ -1030,6 +1054,7 @@
           <w:ilvl w:val="0"/>
           <w:numId w:val="15"/>
         </w:numPr>
+        <w:jc w:val="both"/>
         <w:rPr>
           <w:sz w:val="20"/>
           <w:szCs w:val="20"/>
@@ -1050,6 +1075,7 @@
           <w:ilvl w:val="0"/>
           <w:numId w:val="15"/>
         </w:numPr>
+        <w:jc w:val="both"/>
         <w:rPr>
           <w:sz w:val="20"/>
           <w:szCs w:val="20"/>
@@ -1100,6 +1126,7 @@
           <w:ilvl w:val="0"/>
           <w:numId w:val="15"/>
         </w:numPr>
+        <w:jc w:val="both"/>
         <w:rPr>
           <w:sz w:val="20"/>
           <w:szCs w:val="20"/>
@@ -1120,6 +1147,7 @@
           <w:ilvl w:val="0"/>
           <w:numId w:val="15"/>
         </w:numPr>
+        <w:jc w:val="both"/>
         <w:rPr>
           <w:sz w:val="20"/>
           <w:szCs w:val="20"/>
@@ -1177,6 +1205,7 @@
           <w:ilvl w:val="0"/>
           <w:numId w:val="15"/>
         </w:numPr>
+        <w:jc w:val="both"/>
         <w:rPr>
           <w:sz w:val="20"/>
           <w:szCs w:val="20"/>
@@ -1197,6 +1226,7 @@
           <w:ilvl w:val="0"/>
           <w:numId w:val="15"/>
         </w:numPr>
+        <w:jc w:val="both"/>
         <w:rPr>
           <w:sz w:val="20"/>
           <w:szCs w:val="20"/>
@@ -1217,6 +1247,7 @@
           <w:ilvl w:val="0"/>
           <w:numId w:val="15"/>
         </w:numPr>
+        <w:jc w:val="both"/>
         <w:rPr>
           <w:sz w:val="20"/>
           <w:szCs w:val="20"/>
@@ -1237,6 +1268,7 @@
           <w:ilvl w:val="0"/>
           <w:numId w:val="15"/>
         </w:numPr>
+        <w:jc w:val="both"/>
         <w:rPr>
           <w:sz w:val="20"/>
           <w:szCs w:val="20"/>
@@ -1257,6 +1289,7 @@
           <w:ilvl w:val="0"/>
           <w:numId w:val="15"/>
         </w:numPr>
+        <w:jc w:val="both"/>
         <w:rPr>
           <w:sz w:val="20"/>
           <w:szCs w:val="20"/>
@@ -1277,6 +1310,7 @@
           <w:ilvl w:val="0"/>
           <w:numId w:val="15"/>
         </w:numPr>
+        <w:jc w:val="both"/>
         <w:rPr>
           <w:sz w:val="20"/>
           <w:szCs w:val="20"/>
@@ -1391,7 +1425,23 @@
           <w:sz w:val="20"/>
           <w:szCs w:val="20"/>
         </w:rPr>
-        <w:t xml:space="preserve">                   </w:t>
+        <w:t xml:space="preserve">                  </w:t>
+      </w:r>
+      <w:r>
+        <w:rPr>
+          <w:color w:val="000000" w:themeColor="text1"/>
+          <w:sz w:val="20"/>
+          <w:szCs w:val="20"/>
+        </w:rPr>
+        <w:t xml:space="preserve">       </w:t>
+      </w:r>
+      <w:r>
+        <w:rPr>
+          <w:color w:val="000000" w:themeColor="text1"/>
+          <w:sz w:val="20"/>
+          <w:szCs w:val="20"/>
+        </w:rPr>
+        <w:t xml:space="preserve"> </w:t>
       </w:r>
       <w:r>
         <w:rPr>
@@ -1475,6 +1525,7 @@
           <w:ilvl w:val="0"/>
           <w:numId w:val="18"/>
         </w:numPr>
+        <w:jc w:val="both"/>
         <w:rPr>
           <w:sz w:val="20"/>
           <w:szCs w:val="20"/>
@@ -1495,6 +1546,7 @@
           <w:ilvl w:val="0"/>
           <w:numId w:val="18"/>
         </w:numPr>
+        <w:jc w:val="both"/>
         <w:rPr>
           <w:sz w:val="20"/>
           <w:szCs w:val="20"/>
@@ -1515,6 +1567,7 @@
           <w:ilvl w:val="0"/>
           <w:numId w:val="18"/>
         </w:numPr>
+        <w:jc w:val="both"/>
         <w:rPr>
           <w:b/>
           <w:sz w:val="20"/>
